--- a/downloads/documents/05 Materials/Unit 03/Slides/Slides 03.05 - Self-Concept Self-Image and the Filtered Life.docx
+++ b/downloads/documents/05 Materials/Unit 03/Slides/Slides 03.05 - Self-Concept Self-Image and the Filtered Life.docx
@@ -376,7 +376,7 @@
         <w:pStyle w:val="Compact"/>
       </w:pPr>
       <w:r>
-        <w:t xml:space="preserve">Both can change. That is the next slide</w:t>
+        <w:t xml:space="preserve">Both can change. Self-talk, later today, is how</w:t>
       </w:r>
       <w:r>
         <w:t xml:space="preserve"> </w:t>
@@ -576,7 +576,7 @@
         <w:pStyle w:val="Compact"/>
       </w:pPr>
       <w:r>
-        <w:t xml:space="preserve">Find five changes. For each: what is it trying to make you feel?</w:t>
+        <w:t xml:space="preserve">Find five changes. For each one: what is it trying to make you feel?</w:t>
       </w:r>
       <w:r>
         <w:t xml:space="preserve"> </w:t>
@@ -604,7 +604,7 @@
         <w:pStyle w:val="Compact"/>
       </w:pPr>
       <w:r>
-        <w:t xml:space="preserve">The edit took about twelve taps and two minutes</w:t>
+        <w:t xml:space="preserve">The edit took about 12 taps and 2 minutes</w:t>
       </w:r>
     </w:p>
     <w:p>
@@ -616,7 +616,7 @@
         <w:pStyle w:val="Compact"/>
       </w:pPr>
       <w:r>
-        <w:t xml:space="preserve">About thirty photos were taken to get this one</w:t>
+        <w:t xml:space="preserve">About 30 photos were taken to get this one</w:t>
       </w:r>
     </w:p>
     <w:p>
@@ -1016,7 +1016,7 @@
         <w:pStyle w:val="Compact"/>
       </w:pPr>
       <w:r>
-        <w:t xml:space="preserve">Public side (turn in): 3 factors that build self-concept; 2 things an edit changes; 1 channel you project through</w:t>
+        <w:t xml:space="preserve">Public side (turn in): 3 factors that build self-concept; 2 things an edit changes; 1 channel you send an image through</w:t>
       </w:r>
     </w:p>
     <w:p>
